--- a/public/fun/forms/이력서_산업안전관리_2_사이드바형.docx
+++ b/public/fun/forms/이력서_산업안전관리_2_사이드바형.docx
@@ -418,7 +418,7 @@
                 <w:color w:val="33244C"/>
                 <w:sz w:val="24"/>
               </w:rPr>
-              <w:t>안전 · 보건 자격</w:t>
+              <w:t>학력 · 교육</w:t>
             </w:r>
           </w:p>
           <w:p>
@@ -435,7 +435,7 @@
                 <w:color w:val="A9B0B8"/>
                 <w:sz w:val="17"/>
               </w:rPr>
-              <w:t>취득일</w:t>
+              <w:t>기 간</w:t>
             </w:r>
             <w:r>
               <w:rPr>
@@ -444,7 +444,7 @@
                 <w:sz w:val="21"/>
               </w:rPr>
               <w:tab/>
-              <w:t>자격명</w:t>
+              <w:t>학교 / 기관</w:t>
             </w:r>
           </w:p>
           <w:p>
@@ -458,7 +458,7 @@
                 <w:color w:val="A9B0B8"/>
                 <w:sz w:val="18"/>
               </w:rPr>
-              <w:t>발급 기관 · 번 호</w:t>
+              <w:t>내 용</w:t>
             </w:r>
           </w:p>
           <w:p>
@@ -482,7 +482,7 @@
                 <w:color w:val="A9B0B8"/>
                 <w:sz w:val="17"/>
               </w:rPr>
-              <w:t>취득일</w:t>
+              <w:t>기 간</w:t>
             </w:r>
             <w:r>
               <w:rPr>
@@ -491,7 +491,7 @@
                 <w:sz w:val="21"/>
               </w:rPr>
               <w:tab/>
-              <w:t>자격명</w:t>
+              <w:t>학교 / 기관</w:t>
             </w:r>
           </w:p>
           <w:p>
@@ -505,7 +505,7 @@
                 <w:color w:val="A9B0B8"/>
                 <w:sz w:val="18"/>
               </w:rPr>
-              <w:t>발급 기관 · 번 호</w:t>
+              <w:t>내 용</w:t>
             </w:r>
           </w:p>
           <w:p>
@@ -529,7 +529,7 @@
                 <w:color w:val="A9B0B8"/>
                 <w:sz w:val="17"/>
               </w:rPr>
-              <w:t>취득일</w:t>
+              <w:t>기 간</w:t>
             </w:r>
             <w:r>
               <w:rPr>
@@ -538,7 +538,7 @@
                 <w:sz w:val="21"/>
               </w:rPr>
               <w:tab/>
-              <w:t>자격명</w:t>
+              <w:t>학교 / 기관</w:t>
             </w:r>
           </w:p>
           <w:p>
@@ -552,54 +552,7 @@
                 <w:color w:val="A9B0B8"/>
                 <w:sz w:val="18"/>
               </w:rPr>
-              <w:t>발급 기관 · 번 호</w:t>
-            </w:r>
-          </w:p>
-          <w:p>
-            <w:pPr>
-              <w:spacing w:before="0" w:after="0" w:lineRule="exact" w:line="300"/>
-              <w:ind w:left="2030" w:right="400"/>
-              <w:jc w:val="left"/>
-            </w:pPr>
-          </w:p>
-          <w:p>
-            <w:pPr>
-              <w:tabs>
-                <w:tab w:pos="2030" w:val="left"/>
-              </w:tabs>
-              <w:spacing w:before="140" w:after="0"/>
-              <w:ind w:left="2030" w:hanging="1590"/>
-              <w:jc w:val="left"/>
-            </w:pPr>
-            <w:r>
-              <w:rPr>
-                <w:color w:val="A9B0B8"/>
-                <w:sz w:val="17"/>
-              </w:rPr>
-              <w:t>취득일</w:t>
-            </w:r>
-            <w:r>
-              <w:rPr>
-                <w:b/>
-                <w:color w:val="33244C"/>
-                <w:sz w:val="21"/>
-              </w:rPr>
-              <w:tab/>
-              <w:t>자격명</w:t>
-            </w:r>
-          </w:p>
-          <w:p>
-            <w:pPr>
-              <w:spacing w:before="0" w:after="0"/>
-              <w:ind w:left="2030" w:right="400"/>
-              <w:jc w:val="left"/>
-            </w:pPr>
-            <w:r>
-              <w:rPr>
-                <w:color w:val="A9B0B8"/>
-                <w:sz w:val="18"/>
-              </w:rPr>
-              <w:t>발급 기관 · 번 호</w:t>
+              <w:t>내 용</w:t>
             </w:r>
           </w:p>
           <w:p>
@@ -834,7 +787,7 @@
                 <w:color w:val="33244C"/>
                 <w:sz w:val="24"/>
               </w:rPr>
-              <w:t>학력 · 교육</w:t>
+              <w:t>안전 · 보건 자격</w:t>
             </w:r>
           </w:p>
           <w:p>
@@ -851,7 +804,7 @@
                 <w:color w:val="A9B0B8"/>
                 <w:sz w:val="17"/>
               </w:rPr>
-              <w:t>기 간</w:t>
+              <w:t>취득일</w:t>
             </w:r>
             <w:r>
               <w:rPr>
@@ -860,7 +813,7 @@
                 <w:sz w:val="21"/>
               </w:rPr>
               <w:tab/>
-              <w:t>학교 / 기관</w:t>
+              <w:t>자격명</w:t>
             </w:r>
           </w:p>
           <w:p>
@@ -874,7 +827,7 @@
                 <w:color w:val="A9B0B8"/>
                 <w:sz w:val="18"/>
               </w:rPr>
-              <w:t>내 용</w:t>
+              <w:t>발급 기관 · 번 호</w:t>
             </w:r>
           </w:p>
           <w:p>
@@ -898,7 +851,7 @@
                 <w:color w:val="A9B0B8"/>
                 <w:sz w:val="17"/>
               </w:rPr>
-              <w:t>기 간</w:t>
+              <w:t>취득일</w:t>
             </w:r>
             <w:r>
               <w:rPr>
@@ -907,7 +860,7 @@
                 <w:sz w:val="21"/>
               </w:rPr>
               <w:tab/>
-              <w:t>학교 / 기관</w:t>
+              <w:t>자격명</w:t>
             </w:r>
           </w:p>
           <w:p>
@@ -921,7 +874,7 @@
                 <w:color w:val="A9B0B8"/>
                 <w:sz w:val="18"/>
               </w:rPr>
-              <w:t>내 용</w:t>
+              <w:t>발급 기관 · 번 호</w:t>
             </w:r>
           </w:p>
           <w:p>
@@ -945,7 +898,7 @@
                 <w:color w:val="A9B0B8"/>
                 <w:sz w:val="17"/>
               </w:rPr>
-              <w:t>기 간</w:t>
+              <w:t>취득일</w:t>
             </w:r>
             <w:r>
               <w:rPr>
@@ -954,7 +907,7 @@
                 <w:sz w:val="21"/>
               </w:rPr>
               <w:tab/>
-              <w:t>학교 / 기관</w:t>
+              <w:t>자격명</w:t>
             </w:r>
           </w:p>
           <w:p>
@@ -968,7 +921,54 @@
                 <w:color w:val="A9B0B8"/>
                 <w:sz w:val="18"/>
               </w:rPr>
-              <w:t>내 용</w:t>
+              <w:t>발급 기관 · 번 호</w:t>
+            </w:r>
+          </w:p>
+          <w:p>
+            <w:pPr>
+              <w:spacing w:before="0" w:after="0" w:lineRule="exact" w:line="300"/>
+              <w:ind w:left="2030" w:right="400"/>
+              <w:jc w:val="left"/>
+            </w:pPr>
+          </w:p>
+          <w:p>
+            <w:pPr>
+              <w:tabs>
+                <w:tab w:pos="2030" w:val="left"/>
+              </w:tabs>
+              <w:spacing w:before="140" w:after="0"/>
+              <w:ind w:left="2030" w:hanging="1590"/>
+              <w:jc w:val="left"/>
+            </w:pPr>
+            <w:r>
+              <w:rPr>
+                <w:color w:val="A9B0B8"/>
+                <w:sz w:val="17"/>
+              </w:rPr>
+              <w:t>취득일</w:t>
+            </w:r>
+            <w:r>
+              <w:rPr>
+                <w:b/>
+                <w:color w:val="33244C"/>
+                <w:sz w:val="21"/>
+              </w:rPr>
+              <w:tab/>
+              <w:t>자격명</w:t>
+            </w:r>
+          </w:p>
+          <w:p>
+            <w:pPr>
+              <w:spacing w:before="0" w:after="0"/>
+              <w:ind w:left="2030" w:right="400"/>
+              <w:jc w:val="left"/>
+            </w:pPr>
+            <w:r>
+              <w:rPr>
+                <w:color w:val="A9B0B8"/>
+                <w:sz w:val="18"/>
+              </w:rPr>
+              <w:t>발급 기관 · 번 호</w:t>
             </w:r>
           </w:p>
           <w:p>

--- a/public/fun/forms/이력서_산업안전관리_2_사이드바형.docx
+++ b/public/fun/forms/이력서_산업안전관리_2_사이드바형.docx
@@ -1250,7 +1250,7 @@
                 <w:color w:val="59437F"/>
                 <w:sz w:val="19"/>
               </w:rPr>
-              <w:t>2020~현재 · ○○제조 안전관리 · 위험성 평가 연 24회 · 아차사고 보고 +45%, 재해 0건</w:t>
+              <w:t>기간 입력 · ○○제조 안전관리 · 위험성 평가 연 24회 · 아차사고 보고 +45%, 재해 0건</w:t>
             </w:r>
           </w:p>
         </w:tc>
